--- a/USER_GUIDE.docx
+++ b/USER_GUIDE.docx
@@ -2183,7 +2183,7 @@
               <w:rPr>
                 <w:sz w:val="19"/>
               </w:rPr>
-              <w:t>Delete the file data/gocomet.db. It rebuilds itself the next time you start the app.</w:t>
+              <w:t>Delete the file data/datalake.db. It rebuilds itself the next time you start the app.</w:t>
             </w:r>
           </w:p>
         </w:tc>
